--- a/downloads/handouts/Unit 00/Handout 00.01 - Course Map and Hope Card.docx
+++ b/downloads/handouts/Unit 00/Handout 00.01 - Course Map and Hope Card.docx
@@ -752,48 +752,69 @@
       </w:r>
     </w:p>
     <w:p>
+      <w:pPr>
+        <w:numPr>
+          <w:ilvl w:val="0"/>
+          <w:numId w:val="1001"/>
+        </w:numPr>
+        <w:pStyle w:val="Compact"/>
+      </w:pPr>
+      <w:r>
+        <w:t xml:space="preserve">________________________________________________</w:t>
+      </w:r>
+    </w:p>
+    <w:p>
+      <w:pPr>
+        <w:numPr>
+          <w:ilvl w:val="0"/>
+          <w:numId w:val="1001"/>
+        </w:numPr>
+        <w:pStyle w:val="Compact"/>
+      </w:pPr>
+      <w:r>
+        <w:t xml:space="preserve">________________________________________________</w:t>
+      </w:r>
+    </w:p>
+    <w:p>
+      <w:pPr>
+        <w:numPr>
+          <w:ilvl w:val="0"/>
+          <w:numId w:val="1001"/>
+        </w:numPr>
+        <w:pStyle w:val="Compact"/>
+      </w:pPr>
+      <w:r>
+        <w:t xml:space="preserve">________________________________________________</w:t>
+      </w:r>
+    </w:p>
+    <w:p>
+      <w:pPr>
+        <w:pStyle w:val="FirstParagraph"/>
+      </w:pPr>
+      <w:r>
+        <w:t xml:space="preserve">Monday routine: ________________________________________________</w:t>
+      </w:r>
+    </w:p>
+    <w:p>
       <w:r>
         <w:br w:type="page"/>
       </w:r>
     </w:p>
     <w:p>
-      <w:r>
-        <w:br w:type="page"/>
-      </w:r>
-    </w:p>
-    <w:p>
-      <w:r>
-        <w:br w:type="page"/>
-      </w:r>
+      <w:pPr>
+        <w:pStyle w:val="Heading2"/>
+      </w:pPr>
+      <w:bookmarkStart w:id="25" w:name="hope-card-tear-off-here-and-hand-in"/>
+      <w:r>
+        <w:t xml:space="preserve">Hope card (tear off here and hand in)</w:t>
+      </w:r>
+      <w:bookmarkEnd w:id="25"/>
     </w:p>
     <w:p>
       <w:pPr>
         <w:pStyle w:val="FirstParagraph"/>
       </w:pPr>
       <w:r>
-        <w:t xml:space="preserve">Monday routine: ________________________________________________</w:t>
-      </w:r>
-    </w:p>
-    <w:p>
-      <w:r>
-        <w:br w:type="page"/>
-      </w:r>
-    </w:p>
-    <w:p>
-      <w:pPr>
-        <w:pStyle w:val="Heading2"/>
-      </w:pPr>
-      <w:bookmarkStart w:id="25" w:name="hope-card-tear-off-here-and-hand-in"/>
-      <w:r>
-        <w:t xml:space="preserve">Hope card (tear off here and hand in)</w:t>
-      </w:r>
-      <w:bookmarkEnd w:id="25"/>
-    </w:p>
-    <w:p>
-      <w:pPr>
-        <w:pStyle w:val="FirstParagraph"/>
-      </w:pPr>
-      <w:r>
         <w:t xml:space="preserve">Name: ______________________ Period: ______</w:t>
       </w:r>
     </w:p>
@@ -814,13 +835,17 @@
       </w:r>
     </w:p>
     <w:p>
-      <w:r>
-        <w:br w:type="page"/>
-      </w:r>
-    </w:p>
-    <w:p>
-      <w:r>
-        <w:br w:type="page"/>
+      <w:pPr>
+        <w:pStyle w:val="BodyText"/>
+      </w:pPr>
+      <w:r>
+        <w:t xml:space="preserve">________________________________________________________________</w:t>
+      </w:r>
+      <w:r>
+        <w:t xml:space="preserve"> </w:t>
+      </w:r>
+      <w:r>
+        <w:t xml:space="preserve">________________________________________________________________</w:t>
       </w:r>
     </w:p>
     <w:p>
@@ -1174,7 +1199,7 @@
     </w:rPrDefault>
     <w:pPrDefault>
       <w:pPr>
-        <w:spacing w:after="200"/>
+        <w:spacing w:line="360" w:lineRule="auto" w:after="200"/>
       </w:pPr>
     </w:pPrDefault>
   </w:docDefaults>

--- a/downloads/handouts/Unit 00/Handout 00.01 - Course Map and Hope Card.docx
+++ b/downloads/handouts/Unit 00/Handout 00.01 - Course Map and Hope Card.docx
@@ -839,13 +839,15 @@
         <w:pStyle w:val="BodyText"/>
       </w:pPr>
       <w:r>
-        <w:t xml:space="preserve">________________________________________________________________</w:t>
-      </w:r>
-      <w:r>
-        <w:t xml:space="preserve"> </w:t>
-      </w:r>
-      <w:r>
-        <w:t xml:space="preserve">________________________________________________________________</w:t>
+        <w:t xml:space="preserve">Sentence 1: ________________________________________________________________</w:t>
+      </w:r>
+    </w:p>
+    <w:p>
+      <w:pPr>
+        <w:pStyle w:val="BodyText"/>
+      </w:pPr>
+      <w:r>
+        <w:t xml:space="preserve">Sentence 2: ________________________________________________________________</w:t>
       </w:r>
     </w:p>
     <w:p>
@@ -1199,7 +1201,7 @@
     </w:rPrDefault>
     <w:pPrDefault>
       <w:pPr>
-        <w:spacing w:line="360" w:lineRule="auto" w:after="200"/>
+        <w:spacing w:after="200"/>
       </w:pPr>
     </w:pPrDefault>
   </w:docDefaults>
